--- a/weekly_reports/official_template/week4_official_report.docx
+++ b/weekly_reports/official_template/week4_official_report.docx
@@ -22,7 +22,7 @@
         <w:t>Course Code and Title:</w:t>
       </w:r>
       <w:r>
-        <w:t xml:space="preserve"> CPEN 315 / CPEN 733 — Advanced Computer Architecture Systems and Design</w:t>
+        <w:t xml:space="preserve"> CPEN 438 — Advanced Computer Architecture Systems and Design</w:t>
       </w:r>
       <w:r>
         <w:br/>
